--- a/guess-what/unit-5-home-time/worksheets/worksheet-B.docx
+++ b/guess-what/unit-5-home-time/worksheets/worksheet-B.docx
@@ -737,7 +737,7 @@
           <w:i w:val="0"/>
           <w:sz w:val="22"/>
         </w:rPr>
-        <w:t xml:space="preserve">  My mum __________ listening to music.</w:t>
+        <w:t xml:space="preserve">  My mom __________ listening to music.</w:t>
       </w:r>
     </w:p>
     <w:p>
@@ -970,7 +970,7 @@
                 <w:i w:val="0"/>
                 <w:sz w:val="22"/>
               </w:rPr>
-              <w:t>Dad reads a book. Mum makes a cake. Karim enjoys making cakes too.</w:t>
+              <w:t>Dad reads a book. Mom makes a cake. Karim enjoys making cakes too.</w:t>
             </w:r>
           </w:p>
         </w:tc>
